--- a/LR01/Яковенко_Максим_Михайлович_Вариант_2_ЛР_1.docx
+++ b/LR01/Яковенко_Максим_Михайлович_Вариант_2_ЛР_1.docx
@@ -647,6 +647,16 @@
     <w:p>
       <w:pPr>
         <w:jc w:val="center"/>
+        <w:rPr>
+          <w:sz w:val="24"/>
+          <w:szCs w:val="24"/>
+          <w:lang w:val="ru-RU"/>
+        </w:rPr>
+      </w:pPr>
+    </w:p>
+    <w:p>
+      <w:pPr>
+        <w:jc w:val="center"/>
       </w:pPr>
       <w:r>
         <w:rPr>
@@ -660,12 +670,6 @@
       <w:r>
         <w:br w:type="page"/>
       </w:r>
-    </w:p>
-    <w:p>
-      <w:pPr>
-        <w:pStyle w:val="1"/>
-        <w:spacing w:before="320" w:after="160"/>
-      </w:pPr>
       <w:r>
         <w:rPr>
           <w:b/>
@@ -775,12 +779,6 @@
         <w:gridCol w:w="2835"/>
       </w:tblGrid>
       <w:tr>
-        <w:tblPrEx>
-          <w:tblCellMar>
-            <w:top w:w="0" w:type="dxa"/>
-            <w:bottom w:w="0" w:type="dxa"/>
-          </w:tblCellMar>
-        </w:tblPrEx>
         <w:trPr>
           <w:tblHeader/>
         </w:trPr>
@@ -864,12 +862,6 @@
         </w:tc>
       </w:tr>
       <w:tr>
-        <w:tblPrEx>
-          <w:tblCellMar>
-            <w:top w:w="0" w:type="dxa"/>
-            <w:bottom w:w="0" w:type="dxa"/>
-          </w:tblCellMar>
-        </w:tblPrEx>
         <w:tc>
           <w:tcPr>
             <w:tcW w:w="2972" w:type="dxa"/>
@@ -938,12 +930,6 @@
         </w:tc>
       </w:tr>
       <w:tr>
-        <w:tblPrEx>
-          <w:tblCellMar>
-            <w:top w:w="0" w:type="dxa"/>
-            <w:bottom w:w="0" w:type="dxa"/>
-          </w:tblCellMar>
-        </w:tblPrEx>
         <w:tc>
           <w:tcPr>
             <w:tcW w:w="2972" w:type="dxa"/>
@@ -1012,12 +998,6 @@
         </w:tc>
       </w:tr>
       <w:tr>
-        <w:tblPrEx>
-          <w:tblCellMar>
-            <w:top w:w="0" w:type="dxa"/>
-            <w:bottom w:w="0" w:type="dxa"/>
-          </w:tblCellMar>
-        </w:tblPrEx>
         <w:tc>
           <w:tcPr>
             <w:tcW w:w="2972" w:type="dxa"/>
@@ -1086,12 +1066,6 @@
         </w:tc>
       </w:tr>
       <w:tr>
-        <w:tblPrEx>
-          <w:tblCellMar>
-            <w:top w:w="0" w:type="dxa"/>
-            <w:bottom w:w="0" w:type="dxa"/>
-          </w:tblCellMar>
-        </w:tblPrEx>
         <w:tc>
           <w:tcPr>
             <w:tcW w:w="2972" w:type="dxa"/>
@@ -1160,12 +1134,6 @@
         </w:tc>
       </w:tr>
       <w:tr>
-        <w:tblPrEx>
-          <w:tblCellMar>
-            <w:top w:w="0" w:type="dxa"/>
-            <w:bottom w:w="0" w:type="dxa"/>
-          </w:tblCellMar>
-        </w:tblPrEx>
         <w:tc>
           <w:tcPr>
             <w:tcW w:w="2972" w:type="dxa"/>
@@ -1234,12 +1202,6 @@
         </w:tc>
       </w:tr>
       <w:tr>
-        <w:tblPrEx>
-          <w:tblCellMar>
-            <w:top w:w="0" w:type="dxa"/>
-            <w:bottom w:w="0" w:type="dxa"/>
-          </w:tblCellMar>
-        </w:tblPrEx>
         <w:tc>
           <w:tcPr>
             <w:tcW w:w="2972" w:type="dxa"/>
@@ -1308,12 +1270,6 @@
         </w:tc>
       </w:tr>
       <w:tr>
-        <w:tblPrEx>
-          <w:tblCellMar>
-            <w:top w:w="0" w:type="dxa"/>
-            <w:bottom w:w="0" w:type="dxa"/>
-          </w:tblCellMar>
-        </w:tblPrEx>
         <w:tc>
           <w:tcPr>
             <w:tcW w:w="2972" w:type="dxa"/>
@@ -1872,12 +1828,6 @@
         <w:gridCol w:w="9346"/>
       </w:tblGrid>
       <w:tr>
-        <w:tblPrEx>
-          <w:tblCellMar>
-            <w:top w:w="0" w:type="dxa"/>
-            <w:bottom w:w="0" w:type="dxa"/>
-          </w:tblCellMar>
-        </w:tblPrEx>
         <w:tc>
           <w:tcPr>
             <w:tcW w:w="9355" w:type="dxa"/>
@@ -2031,12 +1981,6 @@
         <w:gridCol w:w="4252"/>
       </w:tblGrid>
       <w:tr>
-        <w:tblPrEx>
-          <w:tblCellMar>
-            <w:top w:w="0" w:type="dxa"/>
-            <w:bottom w:w="0" w:type="dxa"/>
-          </w:tblCellMar>
-        </w:tblPrEx>
         <w:trPr>
           <w:tblHeader/>
         </w:trPr>
@@ -2094,12 +2038,6 @@
         </w:tc>
       </w:tr>
       <w:tr>
-        <w:tblPrEx>
-          <w:tblCellMar>
-            <w:top w:w="0" w:type="dxa"/>
-            <w:bottom w:w="0" w:type="dxa"/>
-          </w:tblCellMar>
-        </w:tblPrEx>
         <w:tc>
           <w:tcPr>
             <w:tcW w:w="2547" w:type="dxa"/>
@@ -2142,12 +2080,6 @@
         </w:tc>
       </w:tr>
       <w:tr>
-        <w:tblPrEx>
-          <w:tblCellMar>
-            <w:top w:w="0" w:type="dxa"/>
-            <w:bottom w:w="0" w:type="dxa"/>
-          </w:tblCellMar>
-        </w:tblPrEx>
         <w:tc>
           <w:tcPr>
             <w:tcW w:w="2547" w:type="dxa"/>
@@ -2190,12 +2122,6 @@
         </w:tc>
       </w:tr>
       <w:tr>
-        <w:tblPrEx>
-          <w:tblCellMar>
-            <w:top w:w="0" w:type="dxa"/>
-            <w:bottom w:w="0" w:type="dxa"/>
-          </w:tblCellMar>
-        </w:tblPrEx>
         <w:tc>
           <w:tcPr>
             <w:tcW w:w="2547" w:type="dxa"/>
@@ -2238,12 +2164,6 @@
         </w:tc>
       </w:tr>
       <w:tr>
-        <w:tblPrEx>
-          <w:tblCellMar>
-            <w:top w:w="0" w:type="dxa"/>
-            <w:bottom w:w="0" w:type="dxa"/>
-          </w:tblCellMar>
-        </w:tblPrEx>
         <w:tc>
           <w:tcPr>
             <w:tcW w:w="2547" w:type="dxa"/>
@@ -2286,12 +2206,6 @@
         </w:tc>
       </w:tr>
       <w:tr>
-        <w:tblPrEx>
-          <w:tblCellMar>
-            <w:top w:w="0" w:type="dxa"/>
-            <w:bottom w:w="0" w:type="dxa"/>
-          </w:tblCellMar>
-        </w:tblPrEx>
         <w:tc>
           <w:tcPr>
             <w:tcW w:w="2547" w:type="dxa"/>
@@ -2334,12 +2248,6 @@
         </w:tc>
       </w:tr>
       <w:tr>
-        <w:tblPrEx>
-          <w:tblCellMar>
-            <w:top w:w="0" w:type="dxa"/>
-            <w:bottom w:w="0" w:type="dxa"/>
-          </w:tblCellMar>
-        </w:tblPrEx>
         <w:tc>
           <w:tcPr>
             <w:tcW w:w="2547" w:type="dxa"/>
@@ -2383,12 +2291,6 @@
         </w:tc>
       </w:tr>
       <w:tr>
-        <w:tblPrEx>
-          <w:tblCellMar>
-            <w:top w:w="0" w:type="dxa"/>
-            <w:bottom w:w="0" w:type="dxa"/>
-          </w:tblCellMar>
-        </w:tblPrEx>
         <w:tc>
           <w:tcPr>
             <w:tcW w:w="2547" w:type="dxa"/>
@@ -2496,12 +2398,6 @@
         <w:gridCol w:w="9346"/>
       </w:tblGrid>
       <w:tr>
-        <w:tblPrEx>
-          <w:tblCellMar>
-            <w:top w:w="0" w:type="dxa"/>
-            <w:bottom w:w="0" w:type="dxa"/>
-          </w:tblCellMar>
-        </w:tblPrEx>
         <w:tc>
           <w:tcPr>
             <w:tcW w:w="9355" w:type="dxa"/>
@@ -2635,12 +2531,6 @@
         <w:gridCol w:w="9346"/>
       </w:tblGrid>
       <w:tr>
-        <w:tblPrEx>
-          <w:tblCellMar>
-            <w:top w:w="0" w:type="dxa"/>
-            <w:bottom w:w="0" w:type="dxa"/>
-          </w:tblCellMar>
-        </w:tblPrEx>
         <w:tc>
           <w:tcPr>
             <w:tcW w:w="9355" w:type="dxa"/>
@@ -2782,12 +2672,6 @@
         <w:gridCol w:w="9346"/>
       </w:tblGrid>
       <w:tr>
-        <w:tblPrEx>
-          <w:tblCellMar>
-            <w:top w:w="0" w:type="dxa"/>
-            <w:bottom w:w="0" w:type="dxa"/>
-          </w:tblCellMar>
-        </w:tblPrEx>
         <w:tc>
           <w:tcPr>
             <w:tcW w:w="9355" w:type="dxa"/>
@@ -3046,12 +2930,6 @@
         <w:gridCol w:w="9346"/>
       </w:tblGrid>
       <w:tr>
-        <w:tblPrEx>
-          <w:tblCellMar>
-            <w:top w:w="0" w:type="dxa"/>
-            <w:bottom w:w="0" w:type="dxa"/>
-          </w:tblCellMar>
-        </w:tblPrEx>
         <w:tc>
           <w:tcPr>
             <w:tcW w:w="9355" w:type="dxa"/>
@@ -3226,12 +3104,6 @@
         <w:gridCol w:w="2693"/>
       </w:tblGrid>
       <w:tr>
-        <w:tblPrEx>
-          <w:tblCellMar>
-            <w:top w:w="0" w:type="dxa"/>
-            <w:bottom w:w="0" w:type="dxa"/>
-          </w:tblCellMar>
-        </w:tblPrEx>
         <w:trPr>
           <w:tblHeader/>
         </w:trPr>
@@ -3341,12 +3213,6 @@
         </w:tc>
       </w:tr>
       <w:tr>
-        <w:tblPrEx>
-          <w:tblCellMar>
-            <w:top w:w="0" w:type="dxa"/>
-            <w:bottom w:w="0" w:type="dxa"/>
-          </w:tblCellMar>
-        </w:tblPrEx>
         <w:tc>
           <w:tcPr>
             <w:tcW w:w="857" w:type="dxa"/>
@@ -3435,12 +3301,6 @@
         </w:tc>
       </w:tr>
       <w:tr>
-        <w:tblPrEx>
-          <w:tblCellMar>
-            <w:top w:w="0" w:type="dxa"/>
-            <w:bottom w:w="0" w:type="dxa"/>
-          </w:tblCellMar>
-        </w:tblPrEx>
         <w:tc>
           <w:tcPr>
             <w:tcW w:w="857" w:type="dxa"/>
@@ -3529,12 +3389,6 @@
         </w:tc>
       </w:tr>
       <w:tr>
-        <w:tblPrEx>
-          <w:tblCellMar>
-            <w:top w:w="0" w:type="dxa"/>
-            <w:bottom w:w="0" w:type="dxa"/>
-          </w:tblCellMar>
-        </w:tblPrEx>
         <w:tc>
           <w:tcPr>
             <w:tcW w:w="857" w:type="dxa"/>
@@ -3623,12 +3477,6 @@
         </w:tc>
       </w:tr>
       <w:tr>
-        <w:tblPrEx>
-          <w:tblCellMar>
-            <w:top w:w="0" w:type="dxa"/>
-            <w:bottom w:w="0" w:type="dxa"/>
-          </w:tblCellMar>
-        </w:tblPrEx>
         <w:tc>
           <w:tcPr>
             <w:tcW w:w="857" w:type="dxa"/>
@@ -3744,12 +3592,6 @@
         <w:gridCol w:w="9346"/>
       </w:tblGrid>
       <w:tr>
-        <w:tblPrEx>
-          <w:tblCellMar>
-            <w:top w:w="0" w:type="dxa"/>
-            <w:bottom w:w="0" w:type="dxa"/>
-          </w:tblCellMar>
-        </w:tblPrEx>
         <w:tc>
           <w:tcPr>
             <w:tcW w:w="9355" w:type="dxa"/>
@@ -3888,12 +3730,6 @@
         <w:gridCol w:w="1736"/>
       </w:tblGrid>
       <w:tr>
-        <w:tblPrEx>
-          <w:tblCellMar>
-            <w:top w:w="0" w:type="dxa"/>
-            <w:bottom w:w="0" w:type="dxa"/>
-          </w:tblCellMar>
-        </w:tblPrEx>
         <w:trPr>
           <w:tblHeader/>
         </w:trPr>
@@ -4081,12 +3917,6 @@
         </w:tc>
       </w:tr>
       <w:tr>
-        <w:tblPrEx>
-          <w:tblCellMar>
-            <w:top w:w="0" w:type="dxa"/>
-            <w:bottom w:w="0" w:type="dxa"/>
-          </w:tblCellMar>
-        </w:tblPrEx>
         <w:tc>
           <w:tcPr>
             <w:tcW w:w="1030" w:type="dxa"/>
@@ -4244,12 +4074,6 @@
         </w:tc>
       </w:tr>
       <w:tr>
-        <w:tblPrEx>
-          <w:tblCellMar>
-            <w:top w:w="0" w:type="dxa"/>
-            <w:bottom w:w="0" w:type="dxa"/>
-          </w:tblCellMar>
-        </w:tblPrEx>
         <w:tc>
           <w:tcPr>
             <w:tcW w:w="1030" w:type="dxa"/>
@@ -4407,12 +4231,6 @@
         </w:tc>
       </w:tr>
       <w:tr>
-        <w:tblPrEx>
-          <w:tblCellMar>
-            <w:top w:w="0" w:type="dxa"/>
-            <w:bottom w:w="0" w:type="dxa"/>
-          </w:tblCellMar>
-        </w:tblPrEx>
         <w:tc>
           <w:tcPr>
             <w:tcW w:w="1030" w:type="dxa"/>
@@ -4570,12 +4388,6 @@
         </w:tc>
       </w:tr>
       <w:tr>
-        <w:tblPrEx>
-          <w:tblCellMar>
-            <w:top w:w="0" w:type="dxa"/>
-            <w:bottom w:w="0" w:type="dxa"/>
-          </w:tblCellMar>
-        </w:tblPrEx>
         <w:tc>
           <w:tcPr>
             <w:tcW w:w="1030" w:type="dxa"/>
@@ -4883,12 +4695,6 @@
         <w:gridCol w:w="4673"/>
       </w:tblGrid>
       <w:tr>
-        <w:tblPrEx>
-          <w:tblCellMar>
-            <w:top w:w="0" w:type="dxa"/>
-            <w:bottom w:w="0" w:type="dxa"/>
-          </w:tblCellMar>
-        </w:tblPrEx>
         <w:tc>
           <w:tcPr>
             <w:tcW w:w="4677" w:type="dxa"/>
@@ -5107,12 +4913,6 @@
         <w:gridCol w:w="1135"/>
       </w:tblGrid>
       <w:tr>
-        <w:tblPrEx>
-          <w:tblCellMar>
-            <w:top w:w="0" w:type="dxa"/>
-            <w:bottom w:w="0" w:type="dxa"/>
-          </w:tblCellMar>
-        </w:tblPrEx>
         <w:trPr>
           <w:tblHeader/>
         </w:trPr>
@@ -5274,12 +5074,6 @@
         </w:tc>
       </w:tr>
       <w:tr>
-        <w:tblPrEx>
-          <w:tblCellMar>
-            <w:top w:w="0" w:type="dxa"/>
-            <w:bottom w:w="0" w:type="dxa"/>
-          </w:tblCellMar>
-        </w:tblPrEx>
         <w:tc>
           <w:tcPr>
             <w:tcW w:w="0" w:type="dxa"/>
@@ -5414,12 +5208,6 @@
         </w:tc>
       </w:tr>
       <w:tr>
-        <w:tblPrEx>
-          <w:tblCellMar>
-            <w:top w:w="0" w:type="dxa"/>
-            <w:bottom w:w="0" w:type="dxa"/>
-          </w:tblCellMar>
-        </w:tblPrEx>
         <w:tc>
           <w:tcPr>
             <w:tcW w:w="0" w:type="dxa"/>
@@ -5554,12 +5342,6 @@
         </w:tc>
       </w:tr>
       <w:tr>
-        <w:tblPrEx>
-          <w:tblCellMar>
-            <w:top w:w="0" w:type="dxa"/>
-            <w:bottom w:w="0" w:type="dxa"/>
-          </w:tblCellMar>
-        </w:tblPrEx>
         <w:tc>
           <w:tcPr>
             <w:tcW w:w="0" w:type="dxa"/>
@@ -5694,12 +5476,6 @@
         </w:tc>
       </w:tr>
       <w:tr>
-        <w:tblPrEx>
-          <w:tblCellMar>
-            <w:top w:w="0" w:type="dxa"/>
-            <w:bottom w:w="0" w:type="dxa"/>
-          </w:tblCellMar>
-        </w:tblPrEx>
         <w:tc>
           <w:tcPr>
             <w:tcW w:w="0" w:type="dxa"/>
@@ -5834,12 +5610,6 @@
         </w:tc>
       </w:tr>
       <w:tr>
-        <w:tblPrEx>
-          <w:tblCellMar>
-            <w:top w:w="0" w:type="dxa"/>
-            <w:bottom w:w="0" w:type="dxa"/>
-          </w:tblCellMar>
-        </w:tblPrEx>
         <w:tc>
           <w:tcPr>
             <w:tcW w:w="0" w:type="dxa"/>
@@ -6198,12 +5968,6 @@
         <w:gridCol w:w="9346"/>
       </w:tblGrid>
       <w:tr>
-        <w:tblPrEx>
-          <w:tblCellMar>
-            <w:top w:w="0" w:type="dxa"/>
-            <w:bottom w:w="0" w:type="dxa"/>
-          </w:tblCellMar>
-        </w:tblPrEx>
         <w:tc>
           <w:tcPr>
             <w:tcW w:w="9355" w:type="dxa"/>
@@ -6258,12 +6022,6 @@
         <w:gridCol w:w="941"/>
       </w:tblGrid>
       <w:tr>
-        <w:tblPrEx>
-          <w:tblCellMar>
-            <w:top w:w="0" w:type="dxa"/>
-            <w:bottom w:w="0" w:type="dxa"/>
-          </w:tblCellMar>
-        </w:tblPrEx>
         <w:trPr>
           <w:tblHeader/>
         </w:trPr>
@@ -6373,12 +6131,6 @@
         </w:tc>
       </w:tr>
       <w:tr>
-        <w:tblPrEx>
-          <w:tblCellMar>
-            <w:top w:w="0" w:type="dxa"/>
-            <w:bottom w:w="0" w:type="dxa"/>
-          </w:tblCellMar>
-        </w:tblPrEx>
         <w:tc>
           <w:tcPr>
             <w:tcW w:w="0" w:type="dxa"/>
@@ -6467,12 +6219,6 @@
         </w:tc>
       </w:tr>
       <w:tr>
-        <w:tblPrEx>
-          <w:tblCellMar>
-            <w:top w:w="0" w:type="dxa"/>
-            <w:bottom w:w="0" w:type="dxa"/>
-          </w:tblCellMar>
-        </w:tblPrEx>
         <w:tc>
           <w:tcPr>
             <w:tcW w:w="0" w:type="dxa"/>
@@ -6561,12 +6307,6 @@
         </w:tc>
       </w:tr>
       <w:tr>
-        <w:tblPrEx>
-          <w:tblCellMar>
-            <w:top w:w="0" w:type="dxa"/>
-            <w:bottom w:w="0" w:type="dxa"/>
-          </w:tblCellMar>
-        </w:tblPrEx>
         <w:tc>
           <w:tcPr>
             <w:tcW w:w="0" w:type="dxa"/>
@@ -6655,12 +6395,6 @@
         </w:tc>
       </w:tr>
       <w:tr>
-        <w:tblPrEx>
-          <w:tblCellMar>
-            <w:top w:w="0" w:type="dxa"/>
-            <w:bottom w:w="0" w:type="dxa"/>
-          </w:tblCellMar>
-        </w:tblPrEx>
         <w:tc>
           <w:tcPr>
             <w:tcW w:w="0" w:type="dxa"/>
@@ -6778,12 +6512,6 @@
         <w:gridCol w:w="3118"/>
       </w:tblGrid>
       <w:tr>
-        <w:tblPrEx>
-          <w:tblCellMar>
-            <w:top w:w="0" w:type="dxa"/>
-            <w:bottom w:w="0" w:type="dxa"/>
-          </w:tblCellMar>
-        </w:tblPrEx>
         <w:trPr>
           <w:tblHeader/>
         </w:trPr>
@@ -6858,12 +6586,6 @@
         </w:tc>
       </w:tr>
       <w:tr>
-        <w:tblPrEx>
-          <w:tblCellMar>
-            <w:top w:w="0" w:type="dxa"/>
-            <w:bottom w:w="0" w:type="dxa"/>
-          </w:tblCellMar>
-        </w:tblPrEx>
         <w:tc>
           <w:tcPr>
             <w:tcW w:w="2263" w:type="dxa"/>
@@ -6926,12 +6648,6 @@
         </w:tc>
       </w:tr>
       <w:tr>
-        <w:tblPrEx>
-          <w:tblCellMar>
-            <w:top w:w="0" w:type="dxa"/>
-            <w:bottom w:w="0" w:type="dxa"/>
-          </w:tblCellMar>
-        </w:tblPrEx>
         <w:tc>
           <w:tcPr>
             <w:tcW w:w="2263" w:type="dxa"/>
@@ -6994,12 +6710,6 @@
         </w:tc>
       </w:tr>
       <w:tr>
-        <w:tblPrEx>
-          <w:tblCellMar>
-            <w:top w:w="0" w:type="dxa"/>
-            <w:bottom w:w="0" w:type="dxa"/>
-          </w:tblCellMar>
-        </w:tblPrEx>
         <w:tc>
           <w:tcPr>
             <w:tcW w:w="2263" w:type="dxa"/>
@@ -7223,12 +6933,6 @@
         <w:gridCol w:w="604"/>
       </w:tblGrid>
       <w:tr>
-        <w:tblPrEx>
-          <w:tblCellMar>
-            <w:top w:w="0" w:type="dxa"/>
-            <w:bottom w:w="0" w:type="dxa"/>
-          </w:tblCellMar>
-        </w:tblPrEx>
         <w:trPr>
           <w:tblHeader/>
         </w:trPr>
@@ -7416,12 +7120,6 @@
         </w:tc>
       </w:tr>
       <w:tr>
-        <w:tblPrEx>
-          <w:tblCellMar>
-            <w:top w:w="0" w:type="dxa"/>
-            <w:bottom w:w="0" w:type="dxa"/>
-          </w:tblCellMar>
-        </w:tblPrEx>
         <w:tc>
           <w:tcPr>
             <w:tcW w:w="1838" w:type="dxa"/>
@@ -7582,12 +7280,6 @@
         </w:tc>
       </w:tr>
       <w:tr>
-        <w:tblPrEx>
-          <w:tblCellMar>
-            <w:top w:w="0" w:type="dxa"/>
-            <w:bottom w:w="0" w:type="dxa"/>
-          </w:tblCellMar>
-        </w:tblPrEx>
         <w:tc>
           <w:tcPr>
             <w:tcW w:w="1838" w:type="dxa"/>
@@ -7748,12 +7440,6 @@
         </w:tc>
       </w:tr>
       <w:tr>
-        <w:tblPrEx>
-          <w:tblCellMar>
-            <w:top w:w="0" w:type="dxa"/>
-            <w:bottom w:w="0" w:type="dxa"/>
-          </w:tblCellMar>
-        </w:tblPrEx>
         <w:tc>
           <w:tcPr>
             <w:tcW w:w="1838" w:type="dxa"/>
@@ -7914,12 +7600,6 @@
         </w:tc>
       </w:tr>
       <w:tr>
-        <w:tblPrEx>
-          <w:tblCellMar>
-            <w:top w:w="0" w:type="dxa"/>
-            <w:bottom w:w="0" w:type="dxa"/>
-          </w:tblCellMar>
-        </w:tblPrEx>
         <w:tc>
           <w:tcPr>
             <w:tcW w:w="1838" w:type="dxa"/>
@@ -8258,12 +7938,6 @@
         <w:gridCol w:w="2551"/>
       </w:tblGrid>
       <w:tr>
-        <w:tblPrEx>
-          <w:tblCellMar>
-            <w:top w:w="0" w:type="dxa"/>
-            <w:bottom w:w="0" w:type="dxa"/>
-          </w:tblCellMar>
-        </w:tblPrEx>
         <w:trPr>
           <w:tblHeader/>
         </w:trPr>
@@ -8347,12 +8021,6 @@
         </w:tc>
       </w:tr>
       <w:tr>
-        <w:tblPrEx>
-          <w:tblCellMar>
-            <w:top w:w="0" w:type="dxa"/>
-            <w:bottom w:w="0" w:type="dxa"/>
-          </w:tblCellMar>
-        </w:tblPrEx>
         <w:tc>
           <w:tcPr>
             <w:tcW w:w="2122" w:type="dxa"/>
@@ -8415,12 +8083,6 @@
         </w:tc>
       </w:tr>
       <w:tr>
-        <w:tblPrEx>
-          <w:tblCellMar>
-            <w:top w:w="0" w:type="dxa"/>
-            <w:bottom w:w="0" w:type="dxa"/>
-          </w:tblCellMar>
-        </w:tblPrEx>
         <w:tc>
           <w:tcPr>
             <w:tcW w:w="2122" w:type="dxa"/>
@@ -8606,12 +8268,6 @@
         <w:gridCol w:w="9346"/>
       </w:tblGrid>
       <w:tr>
-        <w:tblPrEx>
-          <w:tblCellMar>
-            <w:top w:w="0" w:type="dxa"/>
-            <w:bottom w:w="0" w:type="dxa"/>
-          </w:tblCellMar>
-        </w:tblPrEx>
         <w:tc>
           <w:tcPr>
             <w:tcW w:w="9355" w:type="dxa"/>
@@ -8686,12 +8342,6 @@
         <w:gridCol w:w="9346"/>
       </w:tblGrid>
       <w:tr>
-        <w:tblPrEx>
-          <w:tblCellMar>
-            <w:top w:w="0" w:type="dxa"/>
-            <w:bottom w:w="0" w:type="dxa"/>
-          </w:tblCellMar>
-        </w:tblPrEx>
         <w:tc>
           <w:tcPr>
             <w:tcW w:w="9355" w:type="dxa"/>
@@ -9133,12 +8783,6 @@
         <w:gridCol w:w="2410"/>
       </w:tblGrid>
       <w:tr>
-        <w:tblPrEx>
-          <w:tblCellMar>
-            <w:top w:w="0" w:type="dxa"/>
-            <w:bottom w:w="0" w:type="dxa"/>
-          </w:tblCellMar>
-        </w:tblPrEx>
         <w:trPr>
           <w:tblHeader/>
         </w:trPr>
@@ -9222,12 +8866,6 @@
         </w:tc>
       </w:tr>
       <w:tr>
-        <w:tblPrEx>
-          <w:tblCellMar>
-            <w:top w:w="0" w:type="dxa"/>
-            <w:bottom w:w="0" w:type="dxa"/>
-          </w:tblCellMar>
-        </w:tblPrEx>
         <w:tc>
           <w:tcPr>
             <w:tcW w:w="3397" w:type="dxa"/>
@@ -9290,12 +8928,6 @@
         </w:tc>
       </w:tr>
       <w:tr>
-        <w:tblPrEx>
-          <w:tblCellMar>
-            <w:top w:w="0" w:type="dxa"/>
-            <w:bottom w:w="0" w:type="dxa"/>
-          </w:tblCellMar>
-        </w:tblPrEx>
         <w:tc>
           <w:tcPr>
             <w:tcW w:w="3397" w:type="dxa"/>
@@ -9358,12 +8990,6 @@
         </w:tc>
       </w:tr>
       <w:tr>
-        <w:tblPrEx>
-          <w:tblCellMar>
-            <w:top w:w="0" w:type="dxa"/>
-            <w:bottom w:w="0" w:type="dxa"/>
-          </w:tblCellMar>
-        </w:tblPrEx>
         <w:tc>
           <w:tcPr>
             <w:tcW w:w="3397" w:type="dxa"/>
@@ -10079,12 +9705,6 @@
         <w:gridCol w:w="5103"/>
       </w:tblGrid>
       <w:tr>
-        <w:tblPrEx>
-          <w:tblCellMar>
-            <w:top w:w="0" w:type="dxa"/>
-            <w:bottom w:w="0" w:type="dxa"/>
-          </w:tblCellMar>
-        </w:tblPrEx>
         <w:trPr>
           <w:tblHeader/>
         </w:trPr>
@@ -10142,12 +9762,6 @@
         </w:tc>
       </w:tr>
       <w:tr>
-        <w:tblPrEx>
-          <w:tblCellMar>
-            <w:top w:w="0" w:type="dxa"/>
-            <w:bottom w:w="0" w:type="dxa"/>
-          </w:tblCellMar>
-        </w:tblPrEx>
         <w:tc>
           <w:tcPr>
             <w:tcW w:w="2830" w:type="dxa"/>
@@ -10190,12 +9804,6 @@
         </w:tc>
       </w:tr>
       <w:tr>
-        <w:tblPrEx>
-          <w:tblCellMar>
-            <w:top w:w="0" w:type="dxa"/>
-            <w:bottom w:w="0" w:type="dxa"/>
-          </w:tblCellMar>
-        </w:tblPrEx>
         <w:tc>
           <w:tcPr>
             <w:tcW w:w="2830" w:type="dxa"/>
@@ -10238,12 +9846,6 @@
         </w:tc>
       </w:tr>
       <w:tr>
-        <w:tblPrEx>
-          <w:tblCellMar>
-            <w:top w:w="0" w:type="dxa"/>
-            <w:bottom w:w="0" w:type="dxa"/>
-          </w:tblCellMar>
-        </w:tblPrEx>
         <w:tc>
           <w:tcPr>
             <w:tcW w:w="2830" w:type="dxa"/>
@@ -10286,12 +9888,6 @@
         </w:tc>
       </w:tr>
       <w:tr>
-        <w:tblPrEx>
-          <w:tblCellMar>
-            <w:top w:w="0" w:type="dxa"/>
-            <w:bottom w:w="0" w:type="dxa"/>
-          </w:tblCellMar>
-        </w:tblPrEx>
         <w:tc>
           <w:tcPr>
             <w:tcW w:w="2830" w:type="dxa"/>
@@ -10334,12 +9930,6 @@
         </w:tc>
       </w:tr>
       <w:tr>
-        <w:tblPrEx>
-          <w:tblCellMar>
-            <w:top w:w="0" w:type="dxa"/>
-            <w:bottom w:w="0" w:type="dxa"/>
-          </w:tblCellMar>
-        </w:tblPrEx>
         <w:tc>
           <w:tcPr>
             <w:tcW w:w="2830" w:type="dxa"/>
@@ -10705,12 +10295,6 @@
         <w:gridCol w:w="3754"/>
       </w:tblGrid>
       <w:tr>
-        <w:tblPrEx>
-          <w:tblCellMar>
-            <w:top w:w="0" w:type="dxa"/>
-            <w:bottom w:w="0" w:type="dxa"/>
-          </w:tblCellMar>
-        </w:tblPrEx>
         <w:trPr>
           <w:tblHeader/>
         </w:trPr>
@@ -10768,12 +10352,6 @@
         </w:tc>
       </w:tr>
       <w:tr>
-        <w:tblPrEx>
-          <w:tblCellMar>
-            <w:top w:w="0" w:type="dxa"/>
-            <w:bottom w:w="0" w:type="dxa"/>
-          </w:tblCellMar>
-        </w:tblPrEx>
         <w:tc>
           <w:tcPr>
             <w:tcW w:w="4746" w:type="dxa"/>
@@ -10816,12 +10394,6 @@
         </w:tc>
       </w:tr>
       <w:tr>
-        <w:tblPrEx>
-          <w:tblCellMar>
-            <w:top w:w="0" w:type="dxa"/>
-            <w:bottom w:w="0" w:type="dxa"/>
-          </w:tblCellMar>
-        </w:tblPrEx>
         <w:tc>
           <w:tcPr>
             <w:tcW w:w="4746" w:type="dxa"/>
@@ -10864,12 +10436,6 @@
         </w:tc>
       </w:tr>
       <w:tr>
-        <w:tblPrEx>
-          <w:tblCellMar>
-            <w:top w:w="0" w:type="dxa"/>
-            <w:bottom w:w="0" w:type="dxa"/>
-          </w:tblCellMar>
-        </w:tblPrEx>
         <w:tc>
           <w:tcPr>
             <w:tcW w:w="4746" w:type="dxa"/>
@@ -10912,12 +10478,6 @@
         </w:tc>
       </w:tr>
       <w:tr>
-        <w:tblPrEx>
-          <w:tblCellMar>
-            <w:top w:w="0" w:type="dxa"/>
-            <w:bottom w:w="0" w:type="dxa"/>
-          </w:tblCellMar>
-        </w:tblPrEx>
         <w:tc>
           <w:tcPr>
             <w:tcW w:w="4746" w:type="dxa"/>
@@ -10960,12 +10520,6 @@
         </w:tc>
       </w:tr>
       <w:tr>
-        <w:tblPrEx>
-          <w:tblCellMar>
-            <w:top w:w="0" w:type="dxa"/>
-            <w:bottom w:w="0" w:type="dxa"/>
-          </w:tblCellMar>
-        </w:tblPrEx>
         <w:tc>
           <w:tcPr>
             <w:tcW w:w="4746" w:type="dxa"/>
@@ -11008,12 +10562,6 @@
         </w:tc>
       </w:tr>
       <w:tr>
-        <w:tblPrEx>
-          <w:tblCellMar>
-            <w:top w:w="0" w:type="dxa"/>
-            <w:bottom w:w="0" w:type="dxa"/>
-          </w:tblCellMar>
-        </w:tblPrEx>
         <w:tc>
           <w:tcPr>
             <w:tcW w:w="4746" w:type="dxa"/>
@@ -11056,12 +10604,6 @@
         </w:tc>
       </w:tr>
       <w:tr>
-        <w:tblPrEx>
-          <w:tblCellMar>
-            <w:top w:w="0" w:type="dxa"/>
-            <w:bottom w:w="0" w:type="dxa"/>
-          </w:tblCellMar>
-        </w:tblPrEx>
         <w:tc>
           <w:tcPr>
             <w:tcW w:w="4746" w:type="dxa"/>
@@ -11104,12 +10646,6 @@
         </w:tc>
       </w:tr>
       <w:tr>
-        <w:tblPrEx>
-          <w:tblCellMar>
-            <w:top w:w="0" w:type="dxa"/>
-            <w:bottom w:w="0" w:type="dxa"/>
-          </w:tblCellMar>
-        </w:tblPrEx>
         <w:tc>
           <w:tcPr>
             <w:tcW w:w="4746" w:type="dxa"/>
@@ -11153,12 +10689,6 @@
         </w:tc>
       </w:tr>
       <w:tr>
-        <w:tblPrEx>
-          <w:tblCellMar>
-            <w:top w:w="0" w:type="dxa"/>
-            <w:bottom w:w="0" w:type="dxa"/>
-          </w:tblCellMar>
-        </w:tblPrEx>
         <w:tc>
           <w:tcPr>
             <w:tcW w:w="4746" w:type="dxa"/>
@@ -11201,12 +10731,6 @@
         </w:tc>
       </w:tr>
       <w:tr>
-        <w:tblPrEx>
-          <w:tblCellMar>
-            <w:top w:w="0" w:type="dxa"/>
-            <w:bottom w:w="0" w:type="dxa"/>
-          </w:tblCellMar>
-        </w:tblPrEx>
         <w:tc>
           <w:tcPr>
             <w:tcW w:w="4746" w:type="dxa"/>
@@ -11249,12 +10773,6 @@
         </w:tc>
       </w:tr>
       <w:tr>
-        <w:tblPrEx>
-          <w:tblCellMar>
-            <w:top w:w="0" w:type="dxa"/>
-            <w:bottom w:w="0" w:type="dxa"/>
-          </w:tblCellMar>
-        </w:tblPrEx>
         <w:tc>
           <w:tcPr>
             <w:tcW w:w="4746" w:type="dxa"/>
@@ -11297,12 +10815,6 @@
         </w:tc>
       </w:tr>
       <w:tr>
-        <w:tblPrEx>
-          <w:tblCellMar>
-            <w:top w:w="0" w:type="dxa"/>
-            <w:bottom w:w="0" w:type="dxa"/>
-          </w:tblCellMar>
-        </w:tblPrEx>
         <w:tc>
           <w:tcPr>
             <w:tcW w:w="4746" w:type="dxa"/>
@@ -11345,12 +10857,6 @@
         </w:tc>
       </w:tr>
       <w:tr>
-        <w:tblPrEx>
-          <w:tblCellMar>
-            <w:top w:w="0" w:type="dxa"/>
-            <w:bottom w:w="0" w:type="dxa"/>
-          </w:tblCellMar>
-        </w:tblPrEx>
         <w:tc>
           <w:tcPr>
             <w:tcW w:w="4746" w:type="dxa"/>
@@ -11579,12 +11085,6 @@
         <w:gridCol w:w="9346"/>
       </w:tblGrid>
       <w:tr>
-        <w:tblPrEx>
-          <w:tblCellMar>
-            <w:top w:w="0" w:type="dxa"/>
-            <w:bottom w:w="0" w:type="dxa"/>
-          </w:tblCellMar>
-        </w:tblPrEx>
         <w:tc>
           <w:tcPr>
             <w:tcW w:w="9355" w:type="dxa"/>
@@ -12417,12 +11917,6 @@
         <w:gridCol w:w="5956"/>
       </w:tblGrid>
       <w:tr>
-        <w:tblPrEx>
-          <w:tblCellMar>
-            <w:top w:w="0" w:type="dxa"/>
-            <w:bottom w:w="0" w:type="dxa"/>
-          </w:tblCellMar>
-        </w:tblPrEx>
         <w:trPr>
           <w:tblHeader/>
         </w:trPr>
@@ -12480,12 +11974,6 @@
         </w:tc>
       </w:tr>
       <w:tr>
-        <w:tblPrEx>
-          <w:tblCellMar>
-            <w:top w:w="0" w:type="dxa"/>
-            <w:bottom w:w="0" w:type="dxa"/>
-          </w:tblCellMar>
-        </w:tblPrEx>
         <w:tc>
           <w:tcPr>
             <w:tcW w:w="1269" w:type="dxa"/>
@@ -12528,12 +12016,6 @@
         </w:tc>
       </w:tr>
       <w:tr>
-        <w:tblPrEx>
-          <w:tblCellMar>
-            <w:top w:w="0" w:type="dxa"/>
-            <w:bottom w:w="0" w:type="dxa"/>
-          </w:tblCellMar>
-        </w:tblPrEx>
         <w:tc>
           <w:tcPr>
             <w:tcW w:w="1269" w:type="dxa"/>
@@ -12576,12 +12058,6 @@
         </w:tc>
       </w:tr>
       <w:tr>
-        <w:tblPrEx>
-          <w:tblCellMar>
-            <w:top w:w="0" w:type="dxa"/>
-            <w:bottom w:w="0" w:type="dxa"/>
-          </w:tblCellMar>
-        </w:tblPrEx>
         <w:tc>
           <w:tcPr>
             <w:tcW w:w="1269" w:type="dxa"/>
@@ -12624,12 +12100,6 @@
         </w:tc>
       </w:tr>
       <w:tr>
-        <w:tblPrEx>
-          <w:tblCellMar>
-            <w:top w:w="0" w:type="dxa"/>
-            <w:bottom w:w="0" w:type="dxa"/>
-          </w:tblCellMar>
-        </w:tblPrEx>
         <w:tc>
           <w:tcPr>
             <w:tcW w:w="1269" w:type="dxa"/>
@@ -12672,12 +12142,6 @@
         </w:tc>
       </w:tr>
       <w:tr>
-        <w:tblPrEx>
-          <w:tblCellMar>
-            <w:top w:w="0" w:type="dxa"/>
-            <w:bottom w:w="0" w:type="dxa"/>
-          </w:tblCellMar>
-        </w:tblPrEx>
         <w:tc>
           <w:tcPr>
             <w:tcW w:w="1269" w:type="dxa"/>
@@ -12720,12 +12184,6 @@
         </w:tc>
       </w:tr>
       <w:tr>
-        <w:tblPrEx>
-          <w:tblCellMar>
-            <w:top w:w="0" w:type="dxa"/>
-            <w:bottom w:w="0" w:type="dxa"/>
-          </w:tblCellMar>
-        </w:tblPrEx>
         <w:tc>
           <w:tcPr>
             <w:tcW w:w="1269" w:type="dxa"/>
@@ -12768,12 +12226,6 @@
         </w:tc>
       </w:tr>
       <w:tr>
-        <w:tblPrEx>
-          <w:tblCellMar>
-            <w:top w:w="0" w:type="dxa"/>
-            <w:bottom w:w="0" w:type="dxa"/>
-          </w:tblCellMar>
-        </w:tblPrEx>
         <w:tc>
           <w:tcPr>
             <w:tcW w:w="1269" w:type="dxa"/>
@@ -12816,12 +12268,6 @@
         </w:tc>
       </w:tr>
       <w:tr>
-        <w:tblPrEx>
-          <w:tblCellMar>
-            <w:top w:w="0" w:type="dxa"/>
-            <w:bottom w:w="0" w:type="dxa"/>
-          </w:tblCellMar>
-        </w:tblPrEx>
         <w:tc>
           <w:tcPr>
             <w:tcW w:w="1269" w:type="dxa"/>
@@ -13189,12 +12635,6 @@
         <w:gridCol w:w="5528"/>
       </w:tblGrid>
       <w:tr>
-        <w:tblPrEx>
-          <w:tblCellMar>
-            <w:top w:w="0" w:type="dxa"/>
-            <w:bottom w:w="0" w:type="dxa"/>
-          </w:tblCellMar>
-        </w:tblPrEx>
         <w:trPr>
           <w:tblHeader/>
         </w:trPr>
@@ -13252,12 +12692,6 @@
         </w:tc>
       </w:tr>
       <w:tr>
-        <w:tblPrEx>
-          <w:tblCellMar>
-            <w:top w:w="0" w:type="dxa"/>
-            <w:bottom w:w="0" w:type="dxa"/>
-          </w:tblCellMar>
-        </w:tblPrEx>
         <w:tc>
           <w:tcPr>
             <w:tcW w:w="2405" w:type="dxa"/>
@@ -13300,12 +12734,6 @@
         </w:tc>
       </w:tr>
       <w:tr>
-        <w:tblPrEx>
-          <w:tblCellMar>
-            <w:top w:w="0" w:type="dxa"/>
-            <w:bottom w:w="0" w:type="dxa"/>
-          </w:tblCellMar>
-        </w:tblPrEx>
         <w:tc>
           <w:tcPr>
             <w:tcW w:w="2405" w:type="dxa"/>
@@ -13348,12 +12776,6 @@
         </w:tc>
       </w:tr>
       <w:tr>
-        <w:tblPrEx>
-          <w:tblCellMar>
-            <w:top w:w="0" w:type="dxa"/>
-            <w:bottom w:w="0" w:type="dxa"/>
-          </w:tblCellMar>
-        </w:tblPrEx>
         <w:tc>
           <w:tcPr>
             <w:tcW w:w="2405" w:type="dxa"/>
@@ -13396,12 +12818,6 @@
         </w:tc>
       </w:tr>
       <w:tr>
-        <w:tblPrEx>
-          <w:tblCellMar>
-            <w:top w:w="0" w:type="dxa"/>
-            <w:bottom w:w="0" w:type="dxa"/>
-          </w:tblCellMar>
-        </w:tblPrEx>
         <w:tc>
           <w:tcPr>
             <w:tcW w:w="2405" w:type="dxa"/>
@@ -13444,12 +12860,6 @@
         </w:tc>
       </w:tr>
       <w:tr>
-        <w:tblPrEx>
-          <w:tblCellMar>
-            <w:top w:w="0" w:type="dxa"/>
-            <w:bottom w:w="0" w:type="dxa"/>
-          </w:tblCellMar>
-        </w:tblPrEx>
         <w:tc>
           <w:tcPr>
             <w:tcW w:w="2405" w:type="dxa"/>
@@ -13492,12 +12902,6 @@
         </w:tc>
       </w:tr>
       <w:tr>
-        <w:tblPrEx>
-          <w:tblCellMar>
-            <w:top w:w="0" w:type="dxa"/>
-            <w:bottom w:w="0" w:type="dxa"/>
-          </w:tblCellMar>
-        </w:tblPrEx>
         <w:tc>
           <w:tcPr>
             <w:tcW w:w="2405" w:type="dxa"/>
@@ -13540,12 +12944,6 @@
         </w:tc>
       </w:tr>
       <w:tr>
-        <w:tblPrEx>
-          <w:tblCellMar>
-            <w:top w:w="0" w:type="dxa"/>
-            <w:bottom w:w="0" w:type="dxa"/>
-          </w:tblCellMar>
-        </w:tblPrEx>
         <w:tc>
           <w:tcPr>
             <w:tcW w:w="2405" w:type="dxa"/>
@@ -13588,12 +12986,6 @@
         </w:tc>
       </w:tr>
       <w:tr>
-        <w:tblPrEx>
-          <w:tblCellMar>
-            <w:top w:w="0" w:type="dxa"/>
-            <w:bottom w:w="0" w:type="dxa"/>
-          </w:tblCellMar>
-        </w:tblPrEx>
         <w:tc>
           <w:tcPr>
             <w:tcW w:w="2405" w:type="dxa"/>
@@ -13636,12 +13028,6 @@
         </w:tc>
       </w:tr>
       <w:tr>
-        <w:tblPrEx>
-          <w:tblCellMar>
-            <w:top w:w="0" w:type="dxa"/>
-            <w:bottom w:w="0" w:type="dxa"/>
-          </w:tblCellMar>
-        </w:tblPrEx>
         <w:tc>
           <w:tcPr>
             <w:tcW w:w="2405" w:type="dxa"/>
@@ -13684,12 +13070,6 @@
         </w:tc>
       </w:tr>
       <w:tr>
-        <w:tblPrEx>
-          <w:tblCellMar>
-            <w:top w:w="0" w:type="dxa"/>
-            <w:bottom w:w="0" w:type="dxa"/>
-          </w:tblCellMar>
-        </w:tblPrEx>
         <w:tc>
           <w:tcPr>
             <w:tcW w:w="2405" w:type="dxa"/>
